--- a/Техническое задание апрель.docx
+++ b/Техническое задание апрель.docx
@@ -225,15 +225,7 @@
           <w:bCs/>
           <w:szCs w:val="28"/>
         </w:rPr>
-        <w:t>На</w:t>
-      </w:r>
-      <w:r>
-        <w:rPr>
-          <w:rFonts w:cs="Times New Roman"/>
-          <w:bCs/>
-          <w:szCs w:val="28"/>
-        </w:rPr>
-        <w:t xml:space="preserve"> разработку программного модуля «Система управления документооборотом (СЭД) для малого предприятия»</w:t>
+        <w:t>На разработку программного модуля «Система управления документооборотом (СЭД) для малого предприятия»</w:t>
       </w:r>
     </w:p>
     <w:p>
@@ -253,7 +245,23 @@
           <w:bCs/>
           <w:szCs w:val="28"/>
         </w:rPr>
-        <w:t>На 5 листах</w:t>
+        <w:t xml:space="preserve">На </w:t>
+      </w:r>
+      <w:r>
+        <w:rPr>
+          <w:rFonts w:cs="Times New Roman"/>
+          <w:bCs/>
+          <w:szCs w:val="28"/>
+        </w:rPr>
+        <w:t>6</w:t>
+      </w:r>
+      <w:r>
+        <w:rPr>
+          <w:rFonts w:cs="Times New Roman"/>
+          <w:bCs/>
+          <w:szCs w:val="28"/>
+        </w:rPr>
+        <w:t xml:space="preserve"> листах</w:t>
       </w:r>
     </w:p>
     <w:p>
@@ -437,16 +445,7 @@
           <w:bCs/>
           <w:szCs w:val="28"/>
         </w:rPr>
-        <w:t xml:space="preserve">Руководитель </w:t>
-      </w:r>
-      <w:r>
-        <w:rPr>
-          <w:rFonts w:cs="Times New Roman"/>
-          <w:b/>
-          <w:bCs/>
-          <w:szCs w:val="28"/>
-        </w:rPr>
-        <w:t>Пузиков Денис Владимирович</w:t>
+        <w:t>Руководитель Пузиков Денис Владимирович</w:t>
       </w:r>
     </w:p>
     <w:p>
@@ -669,61 +668,7 @@
           <w:szCs w:val="28"/>
           <w:u w:val="single"/>
         </w:rPr>
-        <w:t>«</w:t>
-      </w:r>
-      <w:r>
-        <w:rPr>
-          <w:rFonts w:cs="Times New Roman"/>
-          <w:spacing w:val="-4"/>
-          <w:szCs w:val="28"/>
-          <w:u w:val="single"/>
-        </w:rPr>
-        <w:t xml:space="preserve">      </w:t>
-      </w:r>
-      <w:r>
-        <w:rPr>
-          <w:rFonts w:cs="Times New Roman"/>
-          <w:spacing w:val="-4"/>
-          <w:szCs w:val="28"/>
-          <w:u w:val="single"/>
-        </w:rPr>
-        <w:t xml:space="preserve">» </w:t>
-      </w:r>
-      <w:r>
-        <w:rPr>
-          <w:rFonts w:cs="Times New Roman"/>
-          <w:spacing w:val="-4"/>
-          <w:szCs w:val="28"/>
-          <w:u w:val="single"/>
-        </w:rPr>
-        <w:t xml:space="preserve">                                 </w:t>
-      </w:r>
-      <w:r>
-        <w:rPr>
-          <w:rFonts w:cs="Times New Roman"/>
-          <w:spacing w:val="-4"/>
-          <w:szCs w:val="28"/>
-          <w:u w:val="single"/>
-        </w:rPr>
-        <w:t>20</w:t>
-      </w:r>
-      <w:r>
-        <w:rPr>
-          <w:rFonts w:cs="Times New Roman"/>
-          <w:spacing w:val="-4"/>
-          <w:szCs w:val="28"/>
-          <w:u w:val="single"/>
-        </w:rPr>
-        <w:t xml:space="preserve">26 </w:t>
-      </w:r>
-      <w:r>
-        <w:rPr>
-          <w:rFonts w:cs="Times New Roman"/>
-          <w:spacing w:val="-4"/>
-          <w:szCs w:val="28"/>
-          <w:u w:val="single"/>
-        </w:rPr>
-        <w:t>г</w:t>
+        <w:t>«      »                                  2026 г</w:t>
       </w:r>
       <w:r>
         <w:rPr>
@@ -933,8 +878,14 @@
           <w:pPr>
             <w:pStyle w:val="10"/>
             <w:tabs>
-              <w:tab w:val="right" w:leader="dot" w:pos="9355"/>
+              <w:tab w:val="right" w:leader="dot" w:pos="9345"/>
             </w:tabs>
+            <w:rPr>
+              <w:rFonts w:asciiTheme="minorHAnsi" w:hAnsiTheme="minorHAnsi"/>
+              <w:noProof/>
+              <w:sz w:val="22"/>
+              <w:lang w:eastAsia="ru-RU"/>
+            </w:rPr>
           </w:pPr>
           <w:r>
             <w:rPr>
@@ -960,26 +911,83 @@
             </w:rPr>
             <w:fldChar w:fldCharType="separate"/>
           </w:r>
-          <w:hyperlink w:anchor="_Toc1946" w:history="1">
-            <w:r>
-              <w:t>1. Общие сведения</w:t>
-            </w:r>
-            <w:r>
+          <w:hyperlink w:anchor="_Toc227933922" w:history="1">
+            <w:r>
+              <w:rPr>
+                <w:rStyle w:val="ac"/>
+                <w:noProof/>
+              </w:rPr>
+              <w:t>Термины</w:t>
+            </w:r>
+            <w:r>
+              <w:rPr>
+                <w:rStyle w:val="ac"/>
+                <w:noProof/>
+                <w:spacing w:val="-12"/>
+              </w:rPr>
+              <w:t xml:space="preserve"> </w:t>
+            </w:r>
+            <w:r>
+              <w:rPr>
+                <w:rStyle w:val="ac"/>
+                <w:noProof/>
+              </w:rPr>
+              <w:t>и</w:t>
+            </w:r>
+            <w:r>
+              <w:rPr>
+                <w:rStyle w:val="ac"/>
+                <w:noProof/>
+                <w:spacing w:val="-10"/>
+              </w:rPr>
+              <w:t xml:space="preserve"> </w:t>
+            </w:r>
+            <w:r>
+              <w:rPr>
+                <w:rStyle w:val="ac"/>
+                <w:noProof/>
+              </w:rPr>
+              <w:t>определения</w:t>
+            </w:r>
+            <w:r>
+              <w:rPr>
+                <w:noProof/>
+              </w:rPr>
               <w:tab/>
             </w:r>
             <w:r>
+              <w:rPr>
+                <w:noProof/>
+              </w:rPr>
               <w:fldChar w:fldCharType="begin"/>
             </w:r>
             <w:r>
-              <w:instrText xml:space="preserve"> PAGEREF _Toc1946 \h </w:instrText>
-            </w:r>
-            <w:r>
+              <w:rPr>
+                <w:noProof/>
+              </w:rPr>
+              <w:instrText xml:space="preserve"> PAGEREF _Toc227933922 \h </w:instrText>
+            </w:r>
+            <w:r>
+              <w:rPr>
+                <w:noProof/>
+              </w:rPr>
+            </w:r>
+            <w:r>
+              <w:rPr>
+                <w:noProof/>
+              </w:rPr>
               <w:fldChar w:fldCharType="separate"/>
             </w:r>
             <w:r>
+              <w:rPr>
+                <w:noProof/>
+              </w:rPr>
               <w:t>1</w:t>
             </w:r>
             <w:r>
+              <w:rPr>
+                <w:noProof/>
+              </w:rPr>
               <w:fldChar w:fldCharType="end"/>
             </w:r>
           </w:hyperlink>
@@ -988,38 +996,79 @@
           <w:pPr>
             <w:pStyle w:val="10"/>
             <w:tabs>
-              <w:tab w:val="right" w:leader="dot" w:pos="9355"/>
+              <w:tab w:val="left" w:pos="440"/>
+              <w:tab w:val="right" w:leader="dot" w:pos="9345"/>
             </w:tabs>
+            <w:rPr>
+              <w:rFonts w:asciiTheme="minorHAnsi" w:hAnsiTheme="minorHAnsi"/>
+              <w:noProof/>
+              <w:sz w:val="22"/>
+              <w:lang w:eastAsia="ru-RU"/>
+            </w:rPr>
           </w:pPr>
-          <w:hyperlink w:anchor="_Toc11630" w:history="1">
-            <w:r>
-              <w:t xml:space="preserve">2. </w:t>
-            </w:r>
-            <w:r>
-              <w:rPr>
-                <w:bCs/>
-              </w:rPr>
-              <w:t xml:space="preserve">Назначение </w:t>
-            </w:r>
-            <w:r>
-              <w:t>и цели создания системы</w:t>
-            </w:r>
-            <w:r>
+          <w:hyperlink w:anchor="_Toc227933923" w:history="1">
+            <w:r>
+              <w:rPr>
+                <w:rStyle w:val="ac"/>
+                <w:noProof/>
+              </w:rPr>
+              <w:t>1.</w:t>
+            </w:r>
+            <w:r>
+              <w:rPr>
+                <w:rFonts w:asciiTheme="minorHAnsi" w:hAnsiTheme="minorHAnsi"/>
+                <w:noProof/>
+                <w:sz w:val="22"/>
+                <w:lang w:eastAsia="ru-RU"/>
+              </w:rPr>
               <w:tab/>
             </w:r>
             <w:r>
+              <w:rPr>
+                <w:rStyle w:val="ac"/>
+                <w:noProof/>
+              </w:rPr>
+              <w:t>Общие сведения</w:t>
+            </w:r>
+            <w:r>
+              <w:rPr>
+                <w:noProof/>
+              </w:rPr>
+              <w:tab/>
+            </w:r>
+            <w:r>
+              <w:rPr>
+                <w:noProof/>
+              </w:rPr>
               <w:fldChar w:fldCharType="begin"/>
             </w:r>
             <w:r>
-              <w:instrText xml:space="preserve"> PAGEREF _Toc11630 \h </w:instrText>
-            </w:r>
-            <w:r>
+              <w:rPr>
+                <w:noProof/>
+              </w:rPr>
+              <w:instrText xml:space="preserve"> PAGEREF _Toc227933923 \h </w:instrText>
+            </w:r>
+            <w:r>
+              <w:rPr>
+                <w:noProof/>
+              </w:rPr>
+            </w:r>
+            <w:r>
+              <w:rPr>
+                <w:noProof/>
+              </w:rPr>
               <w:fldChar w:fldCharType="separate"/>
             </w:r>
             <w:r>
-              <w:t>1</w:t>
-            </w:r>
-            <w:r>
+              <w:rPr>
+                <w:noProof/>
+              </w:rPr>
+              <w:t>2</w:t>
+            </w:r>
+            <w:r>
+              <w:rPr>
+                <w:noProof/>
+              </w:rPr>
               <w:fldChar w:fldCharType="end"/>
             </w:r>
           </w:hyperlink>
@@ -1028,32 +1077,79 @@
           <w:pPr>
             <w:pStyle w:val="10"/>
             <w:tabs>
-              <w:tab w:val="right" w:leader="dot" w:pos="9355"/>
+              <w:tab w:val="left" w:pos="440"/>
+              <w:tab w:val="right" w:leader="dot" w:pos="9345"/>
             </w:tabs>
+            <w:rPr>
+              <w:rFonts w:asciiTheme="minorHAnsi" w:hAnsiTheme="minorHAnsi"/>
+              <w:noProof/>
+              <w:sz w:val="22"/>
+              <w:lang w:eastAsia="ru-RU"/>
+            </w:rPr>
           </w:pPr>
-          <w:hyperlink w:anchor="_Toc27451" w:history="1">
-            <w:r>
-              <w:t xml:space="preserve">3. Требования к </w:t>
-            </w:r>
-            <w:r>
-              <w:t>функциональности.</w:t>
-            </w:r>
-            <w:r>
+          <w:hyperlink w:anchor="_Toc227933924" w:history="1">
+            <w:r>
+              <w:rPr>
+                <w:rStyle w:val="ac"/>
+                <w:noProof/>
+              </w:rPr>
+              <w:t>2.</w:t>
+            </w:r>
+            <w:r>
+              <w:rPr>
+                <w:rFonts w:asciiTheme="minorHAnsi" w:hAnsiTheme="minorHAnsi"/>
+                <w:noProof/>
+                <w:sz w:val="22"/>
+                <w:lang w:eastAsia="ru-RU"/>
+              </w:rPr>
               <w:tab/>
             </w:r>
             <w:r>
+              <w:rPr>
+                <w:rStyle w:val="ac"/>
+                <w:noProof/>
+              </w:rPr>
+              <w:t>Назначение и цели создания системы</w:t>
+            </w:r>
+            <w:r>
+              <w:rPr>
+                <w:noProof/>
+              </w:rPr>
+              <w:tab/>
+            </w:r>
+            <w:r>
+              <w:rPr>
+                <w:noProof/>
+              </w:rPr>
               <w:fldChar w:fldCharType="begin"/>
             </w:r>
             <w:r>
-              <w:instrText xml:space="preserve"> PAGEREF _Toc27451 \h </w:instrText>
-            </w:r>
-            <w:r>
+              <w:rPr>
+                <w:noProof/>
+              </w:rPr>
+              <w:instrText xml:space="preserve"> PAGEREF _Toc227933924 \h </w:instrText>
+            </w:r>
+            <w:r>
+              <w:rPr>
+                <w:noProof/>
+              </w:rPr>
+            </w:r>
+            <w:r>
+              <w:rPr>
+                <w:noProof/>
+              </w:rPr>
               <w:fldChar w:fldCharType="separate"/>
             </w:r>
             <w:r>
-              <w:t>2</w:t>
-            </w:r>
-            <w:r>
+              <w:rPr>
+                <w:noProof/>
+              </w:rPr>
+              <w:t>3</w:t>
+            </w:r>
+            <w:r>
+              <w:rPr>
+                <w:noProof/>
+              </w:rPr>
               <w:fldChar w:fldCharType="end"/>
             </w:r>
           </w:hyperlink>
@@ -1062,32 +1158,79 @@
           <w:pPr>
             <w:pStyle w:val="10"/>
             <w:tabs>
-              <w:tab w:val="right" w:leader="dot" w:pos="9355"/>
+              <w:tab w:val="left" w:pos="440"/>
+              <w:tab w:val="right" w:leader="dot" w:pos="9345"/>
             </w:tabs>
+            <w:rPr>
+              <w:rFonts w:asciiTheme="minorHAnsi" w:hAnsiTheme="minorHAnsi"/>
+              <w:noProof/>
+              <w:sz w:val="22"/>
+              <w:lang w:eastAsia="ru-RU"/>
+            </w:rPr>
           </w:pPr>
-          <w:hyperlink w:anchor="_Toc18790" w:history="1">
-            <w:r>
-              <w:rPr>
+          <w:hyperlink w:anchor="_Toc227933925" w:history="1">
+            <w:r>
+              <w:rPr>
+                <w:rStyle w:val="ac"/>
+                <w:noProof/>
+              </w:rPr>
+              <w:t>3.</w:t>
+            </w:r>
+            <w:r>
+              <w:rPr>
+                <w:rFonts w:asciiTheme="minorHAnsi" w:hAnsiTheme="minorHAnsi"/>
+                <w:noProof/>
+                <w:sz w:val="22"/>
                 <w:lang w:eastAsia="ru-RU"/>
               </w:rPr>
-              <w:t>4. Требования к функциям (задачам), выполняемым системой</w:t>
-            </w:r>
-            <w:r>
               <w:tab/>
             </w:r>
             <w:r>
+              <w:rPr>
+                <w:rStyle w:val="ac"/>
+                <w:noProof/>
+              </w:rPr>
+              <w:t>Требования к функциональности.</w:t>
+            </w:r>
+            <w:r>
+              <w:rPr>
+                <w:noProof/>
+              </w:rPr>
+              <w:tab/>
+            </w:r>
+            <w:r>
+              <w:rPr>
+                <w:noProof/>
+              </w:rPr>
               <w:fldChar w:fldCharType="begin"/>
             </w:r>
             <w:r>
-              <w:instrText xml:space="preserve"> PAGEREF _Toc18790 \h </w:instrText>
-            </w:r>
-            <w:r>
+              <w:rPr>
+                <w:noProof/>
+              </w:rPr>
+              <w:instrText xml:space="preserve"> PAGEREF _Toc227933925 \h </w:instrText>
+            </w:r>
+            <w:r>
+              <w:rPr>
+                <w:noProof/>
+              </w:rPr>
+            </w:r>
+            <w:r>
+              <w:rPr>
+                <w:noProof/>
+              </w:rPr>
               <w:fldChar w:fldCharType="separate"/>
             </w:r>
             <w:r>
-              <w:t>2</w:t>
-            </w:r>
-            <w:r>
+              <w:rPr>
+                <w:noProof/>
+              </w:rPr>
+              <w:t>3</w:t>
+            </w:r>
+            <w:r>
+              <w:rPr>
+                <w:noProof/>
+              </w:rPr>
               <w:fldChar w:fldCharType="end"/>
             </w:r>
           </w:hyperlink>
@@ -1096,32 +1239,81 @@
           <w:pPr>
             <w:pStyle w:val="10"/>
             <w:tabs>
-              <w:tab w:val="right" w:leader="dot" w:pos="9355"/>
+              <w:tab w:val="left" w:pos="440"/>
+              <w:tab w:val="right" w:leader="dot" w:pos="9345"/>
             </w:tabs>
+            <w:rPr>
+              <w:rFonts w:asciiTheme="minorHAnsi" w:hAnsiTheme="minorHAnsi"/>
+              <w:noProof/>
+              <w:sz w:val="22"/>
+              <w:lang w:eastAsia="ru-RU"/>
+            </w:rPr>
           </w:pPr>
-          <w:hyperlink w:anchor="_Toc14308" w:history="1">
-            <w:r>
-              <w:rPr>
+          <w:hyperlink w:anchor="_Toc227933926" w:history="1">
+            <w:r>
+              <w:rPr>
+                <w:rStyle w:val="ac"/>
+                <w:noProof/>
                 <w:lang w:eastAsia="ru-RU"/>
               </w:rPr>
-              <w:t>5. Требования к программному обеспечению ИС</w:t>
-            </w:r>
-            <w:r>
+              <w:t>4.</w:t>
+            </w:r>
+            <w:r>
+              <w:rPr>
+                <w:rFonts w:asciiTheme="minorHAnsi" w:hAnsiTheme="minorHAnsi"/>
+                <w:noProof/>
+                <w:sz w:val="22"/>
+                <w:lang w:eastAsia="ru-RU"/>
+              </w:rPr>
               <w:tab/>
             </w:r>
             <w:r>
+              <w:rPr>
+                <w:rStyle w:val="ac"/>
+                <w:noProof/>
+                <w:lang w:eastAsia="ru-RU"/>
+              </w:rPr>
+              <w:t>Требования к функциям (задачам), выполняемым системой</w:t>
+            </w:r>
+            <w:r>
+              <w:rPr>
+                <w:noProof/>
+              </w:rPr>
+              <w:tab/>
+            </w:r>
+            <w:r>
+              <w:rPr>
+                <w:noProof/>
+              </w:rPr>
               <w:fldChar w:fldCharType="begin"/>
             </w:r>
             <w:r>
-              <w:instrText xml:space="preserve"> PAGEREF _Toc14308 \h </w:instrText>
-            </w:r>
-            <w:r>
+              <w:rPr>
+                <w:noProof/>
+              </w:rPr>
+              <w:instrText xml:space="preserve"> PAGEREF _Toc227933926 \h </w:instrText>
+            </w:r>
+            <w:r>
+              <w:rPr>
+                <w:noProof/>
+              </w:rPr>
+            </w:r>
+            <w:r>
+              <w:rPr>
+                <w:noProof/>
+              </w:rPr>
               <w:fldChar w:fldCharType="separate"/>
             </w:r>
             <w:r>
+              <w:rPr>
+                <w:noProof/>
+              </w:rPr>
               <w:t>3</w:t>
             </w:r>
             <w:r>
+              <w:rPr>
+                <w:noProof/>
+              </w:rPr>
               <w:fldChar w:fldCharType="end"/>
             </w:r>
           </w:hyperlink>
@@ -1130,35 +1322,81 @@
           <w:pPr>
             <w:pStyle w:val="10"/>
             <w:tabs>
-              <w:tab w:val="right" w:leader="dot" w:pos="9355"/>
+              <w:tab w:val="left" w:pos="440"/>
+              <w:tab w:val="right" w:leader="dot" w:pos="9345"/>
             </w:tabs>
+            <w:rPr>
+              <w:rFonts w:asciiTheme="minorHAnsi" w:hAnsiTheme="minorHAnsi"/>
+              <w:noProof/>
+              <w:sz w:val="22"/>
+              <w:lang w:eastAsia="ru-RU"/>
+            </w:rPr>
           </w:pPr>
-          <w:hyperlink w:anchor="_Toc8794" w:history="1">
-            <w:r>
-              <w:rPr>
+          <w:hyperlink w:anchor="_Toc227933927" w:history="1">
+            <w:r>
+              <w:rPr>
+                <w:rStyle w:val="ac"/>
+                <w:noProof/>
                 <w:lang w:eastAsia="ru-RU"/>
               </w:rPr>
-              <w:t>6. Требования к техническому обеспечению</w:t>
-            </w:r>
-            <w:r>
+              <w:t>5.</w:t>
+            </w:r>
+            <w:r>
+              <w:rPr>
+                <w:rFonts w:asciiTheme="minorHAnsi" w:hAnsiTheme="minorHAnsi"/>
+                <w:noProof/>
+                <w:sz w:val="22"/>
+                <w:lang w:eastAsia="ru-RU"/>
+              </w:rPr>
               <w:tab/>
             </w:r>
             <w:r>
+              <w:rPr>
+                <w:rStyle w:val="ac"/>
+                <w:noProof/>
+                <w:lang w:eastAsia="ru-RU"/>
+              </w:rPr>
+              <w:t>Требования к программному обеспечению ИС</w:t>
+            </w:r>
+            <w:r>
+              <w:rPr>
+                <w:noProof/>
+              </w:rPr>
+              <w:tab/>
+            </w:r>
+            <w:r>
+              <w:rPr>
+                <w:noProof/>
+              </w:rPr>
               <w:fldChar w:fldCharType="begin"/>
             </w:r>
             <w:r>
-              <w:instrText xml:space="preserve"> PAGEREF _</w:instrText>
-            </w:r>
-            <w:r>
-              <w:instrText xml:space="preserve">Toc8794 \h </w:instrText>
-            </w:r>
-            <w:r>
+              <w:rPr>
+                <w:noProof/>
+              </w:rPr>
+              <w:instrText xml:space="preserve"> PAGEREF _Toc227933927 \h </w:instrText>
+            </w:r>
+            <w:r>
+              <w:rPr>
+                <w:noProof/>
+              </w:rPr>
+            </w:r>
+            <w:r>
+              <w:rPr>
+                <w:noProof/>
+              </w:rPr>
               <w:fldChar w:fldCharType="separate"/>
             </w:r>
             <w:r>
-              <w:t>3</w:t>
-            </w:r>
-            <w:r>
+              <w:rPr>
+                <w:noProof/>
+              </w:rPr>
+              <w:t>4</w:t>
+            </w:r>
+            <w:r>
+              <w:rPr>
+                <w:noProof/>
+              </w:rPr>
               <w:fldChar w:fldCharType="end"/>
             </w:r>
           </w:hyperlink>
@@ -1167,29 +1405,81 @@
           <w:pPr>
             <w:pStyle w:val="10"/>
             <w:tabs>
-              <w:tab w:val="right" w:leader="dot" w:pos="9355"/>
+              <w:tab w:val="left" w:pos="440"/>
+              <w:tab w:val="right" w:leader="dot" w:pos="9345"/>
             </w:tabs>
+            <w:rPr>
+              <w:rFonts w:asciiTheme="minorHAnsi" w:hAnsiTheme="minorHAnsi"/>
+              <w:noProof/>
+              <w:sz w:val="22"/>
+              <w:lang w:eastAsia="ru-RU"/>
+            </w:rPr>
           </w:pPr>
-          <w:hyperlink w:anchor="_Toc3670" w:history="1">
-            <w:r>
-              <w:t>7. Стадии и этапы разработки</w:t>
-            </w:r>
-            <w:r>
+          <w:hyperlink w:anchor="_Toc227933928" w:history="1">
+            <w:r>
+              <w:rPr>
+                <w:rStyle w:val="ac"/>
+                <w:noProof/>
+                <w:lang w:eastAsia="ru-RU"/>
+              </w:rPr>
+              <w:t>6.</w:t>
+            </w:r>
+            <w:r>
+              <w:rPr>
+                <w:rFonts w:asciiTheme="minorHAnsi" w:hAnsiTheme="minorHAnsi"/>
+                <w:noProof/>
+                <w:sz w:val="22"/>
+                <w:lang w:eastAsia="ru-RU"/>
+              </w:rPr>
               <w:tab/>
             </w:r>
             <w:r>
+              <w:rPr>
+                <w:rStyle w:val="ac"/>
+                <w:noProof/>
+                <w:lang w:eastAsia="ru-RU"/>
+              </w:rPr>
+              <w:t>Требования к техническому обеспечению</w:t>
+            </w:r>
+            <w:r>
+              <w:rPr>
+                <w:noProof/>
+              </w:rPr>
+              <w:tab/>
+            </w:r>
+            <w:r>
+              <w:rPr>
+                <w:noProof/>
+              </w:rPr>
               <w:fldChar w:fldCharType="begin"/>
             </w:r>
             <w:r>
-              <w:instrText xml:space="preserve"> PAGEREF _Toc3670 \h </w:instrText>
-            </w:r>
-            <w:r>
+              <w:rPr>
+                <w:noProof/>
+              </w:rPr>
+              <w:instrText xml:space="preserve"> PAGEREF _Toc227933928 \h </w:instrText>
+            </w:r>
+            <w:r>
+              <w:rPr>
+                <w:noProof/>
+              </w:rPr>
+            </w:r>
+            <w:r>
+              <w:rPr>
+                <w:noProof/>
+              </w:rPr>
               <w:fldChar w:fldCharType="separate"/>
             </w:r>
             <w:r>
-              <w:t>4</w:t>
-            </w:r>
-            <w:r>
+              <w:rPr>
+                <w:noProof/>
+              </w:rPr>
+              <w:t>5</w:t>
+            </w:r>
+            <w:r>
+              <w:rPr>
+                <w:noProof/>
+              </w:rPr>
               <w:fldChar w:fldCharType="end"/>
             </w:r>
           </w:hyperlink>
@@ -1198,33 +1488,79 @@
           <w:pPr>
             <w:pStyle w:val="10"/>
             <w:tabs>
-              <w:tab w:val="right" w:leader="dot" w:pos="9355"/>
+              <w:tab w:val="left" w:pos="440"/>
+              <w:tab w:val="right" w:leader="dot" w:pos="9345"/>
             </w:tabs>
+            <w:rPr>
+              <w:rFonts w:asciiTheme="minorHAnsi" w:hAnsiTheme="minorHAnsi"/>
+              <w:noProof/>
+              <w:sz w:val="22"/>
+              <w:lang w:eastAsia="ru-RU"/>
+            </w:rPr>
           </w:pPr>
-          <w:hyperlink w:anchor="_Toc8383" w:history="1">
-            <w:r>
-              <w:rPr>
-                <w:szCs w:val="28"/>
+          <w:hyperlink w:anchor="_Toc227933929" w:history="1">
+            <w:r>
+              <w:rPr>
+                <w:rStyle w:val="ac"/>
+                <w:noProof/>
+              </w:rPr>
+              <w:t>7.</w:t>
+            </w:r>
+            <w:r>
+              <w:rPr>
+                <w:rFonts w:asciiTheme="minorHAnsi" w:hAnsiTheme="minorHAnsi"/>
+                <w:noProof/>
+                <w:sz w:val="22"/>
                 <w:lang w:eastAsia="ru-RU"/>
               </w:rPr>
-              <w:t>7.1. Стадии разработки</w:t>
-            </w:r>
-            <w:r>
               <w:tab/>
             </w:r>
             <w:r>
+              <w:rPr>
+                <w:rStyle w:val="ac"/>
+                <w:noProof/>
+              </w:rPr>
+              <w:t>Стадии и этапы разработки</w:t>
+            </w:r>
+            <w:r>
+              <w:rPr>
+                <w:noProof/>
+              </w:rPr>
+              <w:tab/>
+            </w:r>
+            <w:r>
+              <w:rPr>
+                <w:noProof/>
+              </w:rPr>
               <w:fldChar w:fldCharType="begin"/>
             </w:r>
             <w:r>
-              <w:instrText xml:space="preserve"> PAGEREF _Toc8383 \h </w:instrText>
-            </w:r>
-            <w:r>
+              <w:rPr>
+                <w:noProof/>
+              </w:rPr>
+              <w:instrText xml:space="preserve"> PAGEREF _Toc227933929 \h </w:instrText>
+            </w:r>
+            <w:r>
+              <w:rPr>
+                <w:noProof/>
+              </w:rPr>
+            </w:r>
+            <w:r>
+              <w:rPr>
+                <w:noProof/>
+              </w:rPr>
               <w:fldChar w:fldCharType="separate"/>
             </w:r>
             <w:r>
-              <w:t>4</w:t>
-            </w:r>
-            <w:r>
+              <w:rPr>
+                <w:noProof/>
+              </w:rPr>
+              <w:t>5</w:t>
+            </w:r>
+            <w:r>
+              <w:rPr>
+                <w:noProof/>
+              </w:rPr>
               <w:fldChar w:fldCharType="end"/>
             </w:r>
           </w:hyperlink>
@@ -1233,35 +1569,81 @@
           <w:pPr>
             <w:pStyle w:val="10"/>
             <w:tabs>
-              <w:tab w:val="right" w:leader="dot" w:pos="9355"/>
+              <w:tab w:val="left" w:pos="660"/>
+              <w:tab w:val="right" w:leader="dot" w:pos="9345"/>
             </w:tabs>
+            <w:rPr>
+              <w:rFonts w:asciiTheme="minorHAnsi" w:hAnsiTheme="minorHAnsi"/>
+              <w:noProof/>
+              <w:sz w:val="22"/>
+              <w:lang w:eastAsia="ru-RU"/>
+            </w:rPr>
           </w:pPr>
-          <w:hyperlink w:anchor="_Toc7450" w:history="1">
-            <w:r>
-              <w:rPr>
-                <w:szCs w:val="28"/>
-              </w:rPr>
-              <w:t>7.2. Этапы разработки</w:t>
-            </w:r>
-            <w:r>
+          <w:hyperlink w:anchor="_Toc227933930" w:history="1">
+            <w:r>
+              <w:rPr>
+                <w:rStyle w:val="ac"/>
+                <w:noProof/>
+                <w:lang w:eastAsia="ru-RU"/>
+              </w:rPr>
+              <w:t>7.1.</w:t>
+            </w:r>
+            <w:r>
+              <w:rPr>
+                <w:rFonts w:asciiTheme="minorHAnsi" w:hAnsiTheme="minorHAnsi"/>
+                <w:noProof/>
+                <w:sz w:val="22"/>
+                <w:lang w:eastAsia="ru-RU"/>
+              </w:rPr>
               <w:tab/>
             </w:r>
             <w:r>
+              <w:rPr>
+                <w:rStyle w:val="ac"/>
+                <w:noProof/>
+                <w:lang w:eastAsia="ru-RU"/>
+              </w:rPr>
+              <w:t>Стадии разработки</w:t>
+            </w:r>
+            <w:r>
+              <w:rPr>
+                <w:noProof/>
+              </w:rPr>
+              <w:tab/>
+            </w:r>
+            <w:r>
+              <w:rPr>
+                <w:noProof/>
+              </w:rPr>
               <w:fldChar w:fldCharType="begin"/>
             </w:r>
             <w:r>
-              <w:instrText xml:space="preserve"> PAGEREF _Toc7</w:instrText>
-            </w:r>
-            <w:r>
-              <w:instrText xml:space="preserve">450 \h </w:instrText>
-            </w:r>
-            <w:r>
+              <w:rPr>
+                <w:noProof/>
+              </w:rPr>
+              <w:instrText xml:space="preserve"> PAGEREF _Toc227933930 \h </w:instrText>
+            </w:r>
+            <w:r>
+              <w:rPr>
+                <w:noProof/>
+              </w:rPr>
+            </w:r>
+            <w:r>
+              <w:rPr>
+                <w:noProof/>
+              </w:rPr>
               <w:fldChar w:fldCharType="separate"/>
             </w:r>
             <w:r>
-              <w:t>4</w:t>
-            </w:r>
-            <w:r>
+              <w:rPr>
+                <w:noProof/>
+              </w:rPr>
+              <w:t>5</w:t>
+            </w:r>
+            <w:r>
+              <w:rPr>
+                <w:noProof/>
+              </w:rPr>
               <w:fldChar w:fldCharType="end"/>
             </w:r>
           </w:hyperlink>
@@ -1270,34 +1652,162 @@
           <w:pPr>
             <w:pStyle w:val="10"/>
             <w:tabs>
-              <w:tab w:val="right" w:leader="dot" w:pos="9355"/>
+              <w:tab w:val="left" w:pos="660"/>
+              <w:tab w:val="right" w:leader="dot" w:pos="9345"/>
             </w:tabs>
+            <w:rPr>
+              <w:rFonts w:asciiTheme="minorHAnsi" w:hAnsiTheme="minorHAnsi"/>
+              <w:noProof/>
+              <w:sz w:val="22"/>
+              <w:lang w:eastAsia="ru-RU"/>
+            </w:rPr>
           </w:pPr>
-          <w:hyperlink w:anchor="_Toc10550" w:history="1">
-            <w:r>
-              <w:rPr>
-                <w:bCs/>
-                <w:szCs w:val="28"/>
+          <w:hyperlink w:anchor="_Toc227933931" w:history="1">
+            <w:r>
+              <w:rPr>
+                <w:rStyle w:val="ac"/>
+                <w:noProof/>
+              </w:rPr>
+              <w:t>7.2.</w:t>
+            </w:r>
+            <w:r>
+              <w:rPr>
+                <w:rFonts w:asciiTheme="minorHAnsi" w:hAnsiTheme="minorHAnsi"/>
+                <w:noProof/>
+                <w:sz w:val="22"/>
                 <w:lang w:eastAsia="ru-RU"/>
               </w:rPr>
-              <w:t>7.3. Стадии внедрения</w:t>
-            </w:r>
-            <w:r>
               <w:tab/>
             </w:r>
             <w:r>
+              <w:rPr>
+                <w:rStyle w:val="ac"/>
+                <w:noProof/>
+              </w:rPr>
+              <w:t>Этапы разработки</w:t>
+            </w:r>
+            <w:r>
+              <w:rPr>
+                <w:noProof/>
+              </w:rPr>
+              <w:tab/>
+            </w:r>
+            <w:r>
+              <w:rPr>
+                <w:noProof/>
+              </w:rPr>
               <w:fldChar w:fldCharType="begin"/>
             </w:r>
             <w:r>
-              <w:instrText xml:space="preserve"> PAGEREF _Toc10550 \h </w:instrText>
-            </w:r>
-            <w:r>
+              <w:rPr>
+                <w:noProof/>
+              </w:rPr>
+              <w:instrText xml:space="preserve"> PAGEREF _Toc227933931 \h </w:instrText>
+            </w:r>
+            <w:r>
+              <w:rPr>
+                <w:noProof/>
+              </w:rPr>
+            </w:r>
+            <w:r>
+              <w:rPr>
+                <w:noProof/>
+              </w:rPr>
               <w:fldChar w:fldCharType="separate"/>
             </w:r>
             <w:r>
+              <w:rPr>
+                <w:noProof/>
+              </w:rPr>
               <w:t>5</w:t>
             </w:r>
             <w:r>
+              <w:rPr>
+                <w:noProof/>
+              </w:rPr>
+              <w:fldChar w:fldCharType="end"/>
+            </w:r>
+          </w:hyperlink>
+        </w:p>
+        <w:p>
+          <w:pPr>
+            <w:pStyle w:val="10"/>
+            <w:tabs>
+              <w:tab w:val="left" w:pos="660"/>
+              <w:tab w:val="right" w:leader="dot" w:pos="9345"/>
+            </w:tabs>
+            <w:rPr>
+              <w:rFonts w:asciiTheme="minorHAnsi" w:hAnsiTheme="minorHAnsi"/>
+              <w:noProof/>
+              <w:sz w:val="22"/>
+              <w:lang w:eastAsia="ru-RU"/>
+            </w:rPr>
+          </w:pPr>
+          <w:hyperlink w:anchor="_Toc227933932" w:history="1">
+            <w:r>
+              <w:rPr>
+                <w:rStyle w:val="ac"/>
+                <w:noProof/>
+                <w:lang w:eastAsia="ru-RU"/>
+              </w:rPr>
+              <w:t>7.3.</w:t>
+            </w:r>
+            <w:r>
+              <w:rPr>
+                <w:rFonts w:asciiTheme="minorHAnsi" w:hAnsiTheme="minorHAnsi"/>
+                <w:noProof/>
+                <w:sz w:val="22"/>
+                <w:lang w:eastAsia="ru-RU"/>
+              </w:rPr>
+              <w:tab/>
+            </w:r>
+            <w:r>
+              <w:rPr>
+                <w:rStyle w:val="ac"/>
+                <w:noProof/>
+                <w:lang w:eastAsia="ru-RU"/>
+              </w:rPr>
+              <w:t>Стадии внедрения</w:t>
+            </w:r>
+            <w:r>
+              <w:rPr>
+                <w:noProof/>
+              </w:rPr>
+              <w:tab/>
+            </w:r>
+            <w:r>
+              <w:rPr>
+                <w:noProof/>
+              </w:rPr>
+              <w:fldChar w:fldCharType="begin"/>
+            </w:r>
+            <w:r>
+              <w:rPr>
+                <w:noProof/>
+              </w:rPr>
+              <w:instrText xml:space="preserve"> PAGEREF _Toc227933932 \h </w:instrText>
+            </w:r>
+            <w:r>
+              <w:rPr>
+                <w:noProof/>
+              </w:rPr>
+            </w:r>
+            <w:r>
+              <w:rPr>
+                <w:noProof/>
+              </w:rPr>
+              <w:fldChar w:fldCharType="separate"/>
+            </w:r>
+            <w:r>
+              <w:rPr>
+                <w:noProof/>
+              </w:rPr>
+              <w:t>6</w:t>
+            </w:r>
+            <w:r>
+              <w:rPr>
+                <w:noProof/>
+              </w:rPr>
               <w:fldChar w:fldCharType="end"/>
             </w:r>
           </w:hyperlink>
@@ -1337,6 +1847,232 @@
     </w:p>
     <w:p>
       <w:pPr>
+        <w:pStyle w:val="12"/>
+      </w:pPr>
+      <w:bookmarkStart w:id="0" w:name="_Toc227917875"/>
+      <w:bookmarkStart w:id="1" w:name="_Toc227933922"/>
+      <w:r>
+        <w:lastRenderedPageBreak/>
+        <w:t>Термины</w:t>
+      </w:r>
+      <w:r>
+        <w:rPr>
+          <w:spacing w:val="-12"/>
+        </w:rPr>
+        <w:t xml:space="preserve"> </w:t>
+      </w:r>
+      <w:r>
+        <w:t>и</w:t>
+      </w:r>
+      <w:r>
+        <w:rPr>
+          <w:spacing w:val="-10"/>
+        </w:rPr>
+        <w:t xml:space="preserve"> </w:t>
+      </w:r>
+      <w:r>
+        <w:t>определения</w:t>
+      </w:r>
+      <w:bookmarkEnd w:id="0"/>
+      <w:bookmarkEnd w:id="1"/>
+    </w:p>
+    <w:p>
+      <w:pPr>
+        <w:pStyle w:val="a6"/>
+        <w:spacing w:after="0" w:line="360" w:lineRule="auto"/>
+        <w:ind w:firstLine="709"/>
+        <w:rPr>
+          <w:rFonts w:cs="Times New Roman"/>
+        </w:rPr>
+      </w:pPr>
+      <w:r>
+        <w:rPr>
+          <w:rFonts w:cs="Times New Roman"/>
+        </w:rPr>
+        <w:t>Специальные термины, используемые в настоящем ТЗ, приведены в таблице ниже. Прочая техническая терминология понимается в соответствии с действующими стандартами и рекомендациями международных органов, ответственных за вопросы стандартизации в сети Интернет.</w:t>
+      </w:r>
+    </w:p>
+    <w:p>
+      <w:pPr>
+        <w:pStyle w:val="a6"/>
+        <w:rPr>
+          <w:rFonts w:cs="Times New Roman"/>
+          <w:sz w:val="5"/>
+        </w:rPr>
+      </w:pPr>
+    </w:p>
+    <w:tbl>
+      <w:tblPr>
+        <w:tblStyle w:val="TableNormal"/>
+        <w:tblW w:w="9232" w:type="dxa"/>
+        <w:tblInd w:w="0" w:type="dxa"/>
+        <w:tblBorders>
+          <w:top w:val="single" w:sz="4" w:space="0" w:color="000000"/>
+          <w:left w:val="single" w:sz="4" w:space="0" w:color="000000"/>
+          <w:bottom w:val="single" w:sz="4" w:space="0" w:color="000000"/>
+          <w:right w:val="single" w:sz="4" w:space="0" w:color="000000"/>
+          <w:insideH w:val="single" w:sz="4" w:space="0" w:color="000000"/>
+          <w:insideV w:val="single" w:sz="4" w:space="0" w:color="000000"/>
+        </w:tblBorders>
+        <w:tblLayout w:type="fixed"/>
+        <w:tblLook w:val="04A0" w:firstRow="1" w:lastRow="0" w:firstColumn="1" w:lastColumn="0" w:noHBand="0" w:noVBand="1"/>
+      </w:tblPr>
+      <w:tblGrid>
+        <w:gridCol w:w="3889"/>
+        <w:gridCol w:w="5343"/>
+      </w:tblGrid>
+      <w:tr>
+        <w:trPr>
+          <w:trHeight w:val="275"/>
+          <w:tblHeader/>
+        </w:trPr>
+        <w:tc>
+          <w:tcPr>
+            <w:tcW w:w="3889" w:type="dxa"/>
+            <w:tcBorders>
+              <w:top w:val="single" w:sz="4" w:space="0" w:color="000000"/>
+              <w:left w:val="single" w:sz="4" w:space="0" w:color="000000"/>
+              <w:bottom w:val="single" w:sz="4" w:space="0" w:color="000000"/>
+              <w:right w:val="single" w:sz="4" w:space="0" w:color="000000"/>
+            </w:tcBorders>
+            <w:shd w:val="clear" w:color="auto" w:fill="E6E6E6"/>
+            <w:hideMark/>
+          </w:tcPr>
+          <w:p>
+            <w:pPr>
+              <w:jc w:val="center"/>
+              <w:rPr>
+                <w:rFonts w:ascii="Times New Roman" w:hAnsi="Times New Roman" w:cs="Times New Roman"/>
+                <w:b/>
+                <w:sz w:val="24"/>
+              </w:rPr>
+            </w:pPr>
+            <w:r>
+              <w:rPr>
+                <w:rFonts w:ascii="Times New Roman" w:hAnsi="Times New Roman" w:cs="Times New Roman"/>
+                <w:b/>
+                <w:sz w:val="24"/>
+              </w:rPr>
+              <w:t>Термин</w:t>
+            </w:r>
+          </w:p>
+        </w:tc>
+        <w:tc>
+          <w:tcPr>
+            <w:tcW w:w="5343" w:type="dxa"/>
+            <w:tcBorders>
+              <w:top w:val="single" w:sz="4" w:space="0" w:color="000000"/>
+              <w:left w:val="single" w:sz="4" w:space="0" w:color="000000"/>
+              <w:bottom w:val="single" w:sz="4" w:space="0" w:color="000000"/>
+              <w:right w:val="single" w:sz="4" w:space="0" w:color="000000"/>
+            </w:tcBorders>
+            <w:shd w:val="clear" w:color="auto" w:fill="E6E6E6"/>
+            <w:hideMark/>
+          </w:tcPr>
+          <w:p>
+            <w:pPr>
+              <w:jc w:val="center"/>
+              <w:rPr>
+                <w:rFonts w:ascii="Times New Roman" w:hAnsi="Times New Roman" w:cs="Times New Roman"/>
+                <w:b/>
+                <w:sz w:val="24"/>
+              </w:rPr>
+            </w:pPr>
+            <w:r>
+              <w:rPr>
+                <w:rFonts w:ascii="Times New Roman" w:hAnsi="Times New Roman" w:cs="Times New Roman"/>
+                <w:b/>
+                <w:sz w:val="24"/>
+              </w:rPr>
+              <w:t>Описание</w:t>
+            </w:r>
+          </w:p>
+        </w:tc>
+      </w:tr>
+      <w:tr>
+        <w:trPr>
+          <w:trHeight w:val="2254"/>
+        </w:trPr>
+        <w:tc>
+          <w:tcPr>
+            <w:tcW w:w="3889" w:type="dxa"/>
+            <w:tcBorders>
+              <w:top w:val="single" w:sz="4" w:space="0" w:color="000000"/>
+              <w:left w:val="single" w:sz="4" w:space="0" w:color="000000"/>
+              <w:bottom w:val="single" w:sz="4" w:space="0" w:color="000000"/>
+              <w:right w:val="single" w:sz="4" w:space="0" w:color="000000"/>
+            </w:tcBorders>
+            <w:hideMark/>
+          </w:tcPr>
+          <w:p>
+            <w:pPr>
+              <w:rPr>
+                <w:rFonts w:ascii="Times New Roman" w:hAnsi="Times New Roman" w:cs="Times New Roman"/>
+                <w:sz w:val="24"/>
+              </w:rPr>
+            </w:pPr>
+            <w:r>
+              <w:rPr>
+                <w:rFonts w:ascii="Times New Roman" w:hAnsi="Times New Roman" w:cs="Times New Roman"/>
+                <w:sz w:val="24"/>
+              </w:rPr>
+              <w:t>JSON</w:t>
+            </w:r>
+          </w:p>
+        </w:tc>
+        <w:tc>
+          <w:tcPr>
+            <w:tcW w:w="5343" w:type="dxa"/>
+            <w:tcBorders>
+              <w:top w:val="single" w:sz="4" w:space="0" w:color="000000"/>
+              <w:left w:val="single" w:sz="4" w:space="0" w:color="000000"/>
+              <w:bottom w:val="single" w:sz="4" w:space="0" w:color="000000"/>
+              <w:right w:val="single" w:sz="4" w:space="0" w:color="000000"/>
+            </w:tcBorders>
+            <w:hideMark/>
+          </w:tcPr>
+          <w:p>
+            <w:pPr>
+              <w:ind w:left="93" w:right="135"/>
+              <w:rPr>
+                <w:rFonts w:ascii="Times New Roman" w:hAnsi="Times New Roman" w:cs="Times New Roman"/>
+                <w:sz w:val="24"/>
+              </w:rPr>
+            </w:pPr>
+            <w:r>
+              <w:rPr>
+                <w:rFonts w:ascii="Times New Roman" w:hAnsi="Times New Roman" w:cs="Times New Roman"/>
+                <w:sz w:val="24"/>
+              </w:rPr>
+              <w:t>Текстовый формат обмена данными, построенный на синтаксисе объектов языка JavaScript, но не зависящий от него. Применяется повсеместно для сериализации структур и их передачи между программами, написанными на разных языках, включая Python, Java, C# и многие другие.</w:t>
+            </w:r>
+          </w:p>
+        </w:tc>
+      </w:tr>
+    </w:tbl>
+    <w:p>
+      <w:pPr>
+        <w:spacing w:after="0" w:line="240" w:lineRule="auto"/>
+      </w:pPr>
+    </w:p>
+    <w:p>
+      <w:pPr>
+        <w:spacing w:after="0" w:line="240" w:lineRule="auto"/>
+        <w:rPr>
+          <w:rFonts w:cs="Arial"/>
+          <w:b/>
+          <w:bCs/>
+          <w:kern w:val="32"/>
+          <w:sz w:val="32"/>
+          <w:szCs w:val="32"/>
+        </w:rPr>
+      </w:pPr>
+      <w:r>
+        <w:br w:type="page"/>
+      </w:r>
+    </w:p>
+    <w:p>
+      <w:pPr>
         <w:pStyle w:val="1"/>
         <w:numPr>
           <w:ilvl w:val="0"/>
@@ -1345,12 +2081,12 @@
         <w:spacing w:before="0" w:after="0" w:line="360" w:lineRule="auto"/>
         <w:ind w:left="0" w:firstLineChars="150" w:firstLine="480"/>
       </w:pPr>
-      <w:bookmarkStart w:id="0" w:name="_Toc1946"/>
+      <w:bookmarkStart w:id="2" w:name="_Toc227933923"/>
       <w:r>
         <w:lastRenderedPageBreak/>
         <w:t>Общие сведения</w:t>
       </w:r>
-      <w:bookmarkEnd w:id="0"/>
+      <w:bookmarkEnd w:id="2"/>
     </w:p>
     <w:p>
       <w:pPr>
@@ -1359,16 +2095,7 @@
         <w:jc w:val="both"/>
       </w:pPr>
       <w:r>
-        <w:t xml:space="preserve">Полное наименование </w:t>
-      </w:r>
-      <w:r>
-        <w:t>ПМ (программного модуля)</w:t>
-      </w:r>
-      <w:r>
-        <w:t xml:space="preserve">: </w:t>
-      </w:r>
-      <w:r>
-        <w:t>Система управленя документооборотом для малого предприятия.</w:t>
+        <w:t>Полное наименование ПМ (программного модуля): Система управленя документооборотом для малого предприятия.</w:t>
       </w:r>
     </w:p>
     <w:p>
@@ -1398,25 +2125,7 @@
         <w:jc w:val="both"/>
       </w:pPr>
       <w:r>
-        <w:t>Система созда</w:t>
-      </w:r>
-      <w:r>
-        <w:t>ё</w:t>
-      </w:r>
-      <w:r>
-        <w:t xml:space="preserve">тся на основании технического задания (ТЗ). ТЗ является основным документом, определяющим требования и порядок создания автоматизированной системы, в соответствии с которым проводится разработка </w:t>
-      </w:r>
-      <w:r>
-        <w:t>её</w:t>
-      </w:r>
-      <w:r>
-        <w:t xml:space="preserve"> при</w:t>
-      </w:r>
-      <w:r>
-        <w:t>ё</w:t>
-      </w:r>
-      <w:r>
-        <w:t xml:space="preserve">мка при вводе в действие. </w:t>
+        <w:t xml:space="preserve">Система создаётся на основании технического задания (ТЗ). ТЗ является основным документом, определяющим требования и порядок создания автоматизированной системы, в соответствии с которым проводится разработка её приёмка при вводе в действие. </w:t>
       </w:r>
     </w:p>
     <w:p>
@@ -1426,16 +2135,7 @@
         <w:jc w:val="both"/>
       </w:pPr>
       <w:r>
-        <w:t>Плановый срок</w:t>
-      </w:r>
-      <w:r>
-        <w:t xml:space="preserve"> начала работ: </w:t>
-      </w:r>
-      <w:r>
-        <w:t>13.04</w:t>
-      </w:r>
-      <w:r>
-        <w:t>.2026.</w:t>
+        <w:t>Плановый срок начала работ: 13.04.2026.</w:t>
       </w:r>
     </w:p>
     <w:p>
@@ -1445,13 +2145,7 @@
         <w:jc w:val="both"/>
       </w:pPr>
       <w:r>
-        <w:t xml:space="preserve">Плановый срок окончания работ: </w:t>
-      </w:r>
-      <w:r>
-        <w:t>24.04</w:t>
-      </w:r>
-      <w:r>
-        <w:t>.202</w:t>
+        <w:t>Плановый срок окончания работ: 24.04.202</w:t>
       </w:r>
       <w:r>
         <w:t>6</w:t>
@@ -1467,13 +2161,7 @@
         <w:jc w:val="both"/>
       </w:pPr>
       <w:r>
-        <w:t>Автоматизируемая система созда</w:t>
-      </w:r>
-      <w:r>
-        <w:t>ё</w:t>
-      </w:r>
-      <w:r>
-        <w:t>тся на коммерческой основе.</w:t>
+        <w:t>Автоматизируемая система создаётся на коммерческой основе.</w:t>
       </w:r>
     </w:p>
     <w:p>
@@ -1483,22 +2171,7 @@
         <w:jc w:val="both"/>
       </w:pPr>
       <w:r>
-        <w:t>Порядок оформления и предъявления заказчику результатов работы по созданию системы определяется после получения начальной верси</w:t>
-      </w:r>
-      <w:r>
-        <w:t>и продукта, в которой должны быть реализованы все основные функции, определ</w:t>
-      </w:r>
-      <w:r>
-        <w:t>ё</w:t>
-      </w:r>
-      <w:r>
-        <w:t>нные в ТЗ и утвержд</w:t>
-      </w:r>
-      <w:r>
-        <w:t>ё</w:t>
-      </w:r>
-      <w:r>
-        <w:t>нные заказчиком.</w:t>
+        <w:t>Порядок оформления и предъявления заказчику результатов работы по созданию системы определяется после получения начальной версии продукта, в которой должны быть реализованы все основные функции, определённые в ТЗ и утверждённые заказчиком.</w:t>
       </w:r>
     </w:p>
     <w:p>
@@ -1647,15 +2320,7 @@
           <w:szCs w:val="28"/>
           <w:lang w:val="ru-RU"/>
         </w:rPr>
-        <w:t xml:space="preserve"> «Московский международный колледж цифровых технологий «АКАДЕМИЯ ТОП»</w:t>
-      </w:r>
-      <w:r>
-        <w:rPr>
-          <w:sz w:val="28"/>
-          <w:szCs w:val="28"/>
-          <w:lang w:val="ru-RU"/>
-        </w:rPr>
-        <w:t xml:space="preserve"> (АНО ПОО ММКЦТ «АКАДЕМИЯ ТОП»)</w:t>
+        <w:t xml:space="preserve"> «Московский международный колледж цифровых технологий «АКАДЕМИЯ ТОП» (АНО ПОО ММКЦТ «АКАДЕМИЯ ТОП»)</w:t>
       </w:r>
       <w:r>
         <w:rPr>
@@ -1671,15 +2336,7 @@
           <w:szCs w:val="28"/>
           <w:lang w:val="ru-RU"/>
         </w:rPr>
-        <w:t xml:space="preserve"> является современным образовательным центром, специализирующимся на подготовке специалистов в области информационн</w:t>
-      </w:r>
-      <w:r>
-        <w:rPr>
-          <w:sz w:val="28"/>
-          <w:szCs w:val="28"/>
-          <w:lang w:val="ru-RU"/>
-        </w:rPr>
-        <w:t>ых технологий и дизайна.</w:t>
+        <w:t xml:space="preserve"> является современным образовательным центром, специализирующимся на подготовке специалистов в области информационных технологий и дизайна.</w:t>
       </w:r>
     </w:p>
     <w:p>
@@ -1705,15 +2362,12 @@
         </w:numPr>
         <w:spacing w:before="0" w:after="0" w:line="360" w:lineRule="auto"/>
       </w:pPr>
-      <w:bookmarkStart w:id="1" w:name="_Toc11630"/>
+      <w:bookmarkStart w:id="3" w:name="_Toc227933924"/>
       <w:r>
         <w:lastRenderedPageBreak/>
-        <w:t xml:space="preserve">Назначение </w:t>
-      </w:r>
-      <w:r>
-        <w:t>и цели создания системы</w:t>
-      </w:r>
-      <w:bookmarkEnd w:id="1"/>
+        <w:t>Назначение и цели создания системы</w:t>
+      </w:r>
+      <w:bookmarkEnd w:id="3"/>
     </w:p>
     <w:p>
       <w:pPr>
@@ -1734,15 +2388,7 @@
           <w:sz w:val="28"/>
           <w:szCs w:val="28"/>
         </w:rPr>
-        <w:t xml:space="preserve">Основной целью реализации проекта </w:t>
-      </w:r>
-      <w:r>
-        <w:rPr>
-          <w:rFonts w:eastAsia="SimSun"/>
-          <w:sz w:val="28"/>
-          <w:szCs w:val="28"/>
-        </w:rPr>
-        <w:t xml:space="preserve">является создание эффективного инструмента для упорядочивания информационных потоков внутри организации. </w:t>
+        <w:t xml:space="preserve">Основной целью реализации проекта является создание эффективного инструмента для упорядочивания информационных потоков внутри организации. </w:t>
       </w:r>
     </w:p>
     <w:p>
@@ -1764,15 +2410,7 @@
           <w:sz w:val="28"/>
           <w:szCs w:val="28"/>
         </w:rPr>
-        <w:t>Ключевые задачи включают в себя проектирование логической структуры базы данных, разработку интерфейсных модулей для взаимодействия с пользователем, а</w:t>
-      </w:r>
-      <w:r>
-        <w:rPr>
-          <w:rFonts w:eastAsia="SimSun"/>
-          <w:sz w:val="28"/>
-          <w:szCs w:val="28"/>
-        </w:rPr>
-        <w:t xml:space="preserve"> также внедрение механизмов разграничения прав доступа. </w:t>
+        <w:t xml:space="preserve">Ключевые задачи включают в себя проектирование логической структуры базы данных, разработку интерфейсных модулей для взаимодействия с пользователем, а также внедрение механизмов разграничения прав доступа. </w:t>
       </w:r>
     </w:p>
     <w:p>
@@ -1817,11 +2455,11 @@
         </w:numPr>
         <w:spacing w:before="0" w:after="0" w:line="360" w:lineRule="auto"/>
       </w:pPr>
-      <w:bookmarkStart w:id="2" w:name="_Toc27451"/>
+      <w:bookmarkStart w:id="4" w:name="_Toc227933925"/>
       <w:r>
         <w:t>Требования к функциональности.</w:t>
       </w:r>
-      <w:bookmarkEnd w:id="2"/>
+      <w:bookmarkEnd w:id="4"/>
     </w:p>
     <w:p>
       <w:pPr>
@@ -1841,15 +2479,7 @@
           <w:szCs w:val="28"/>
           <w:lang w:val="ru-RU"/>
         </w:rPr>
-        <w:t>Функциона</w:t>
-      </w:r>
-      <w:r>
-        <w:rPr>
-          <w:sz w:val="28"/>
-          <w:szCs w:val="28"/>
-          <w:lang w:val="ru-RU"/>
-        </w:rPr>
-        <w:t xml:space="preserve">льный состав системы должен в полной мере охватывать все аспекты работы с электронными документами. </w:t>
+        <w:t xml:space="preserve">Функциональный состав системы должен в полной мере охватывать все аспекты работы с электронными документами. </w:t>
       </w:r>
     </w:p>
     <w:p>
@@ -1870,15 +2500,7 @@
           <w:szCs w:val="28"/>
           <w:lang w:val="ru-RU"/>
         </w:rPr>
-        <w:t>Обязательным требованием является наличие модуля регистрации, позволяющего создавать уникальные карточки для каждого документа. Система должна поддерживать</w:t>
-      </w:r>
-      <w:r>
-        <w:rPr>
-          <w:sz w:val="28"/>
-          <w:szCs w:val="28"/>
-          <w:lang w:val="ru-RU"/>
-        </w:rPr>
-        <w:t xml:space="preserve"> функции загрузки, предпросмотра и архивирования файлов.</w:t>
+        <w:t>Обязательным требованием является наличие модуля регистрации, позволяющего создавать уникальные карточки для каждого документа. Система должна поддерживать функции загрузки, предпросмотра и архивирования файлов.</w:t>
       </w:r>
       <w:r>
         <w:rPr>
@@ -1894,15 +2516,7 @@
           <w:szCs w:val="28"/>
           <w:lang w:val="ru-RU"/>
         </w:rPr>
-        <w:t>Необходимо реализовать развитый функционал фильтрации и поиска по атрибутам (например, по типу документа или дате). Кроме того, программное решение должно обеспечивать контроль прав доступа, гарантир</w:t>
-      </w:r>
-      <w:r>
-        <w:rPr>
-          <w:sz w:val="28"/>
-          <w:szCs w:val="28"/>
-          <w:lang w:val="ru-RU"/>
-        </w:rPr>
-        <w:t>уя, что конфиденциальная информация будет доступна только ограниченному кругу лиц в соответствии с их должностными обязанностями.</w:t>
+        <w:t>Необходимо реализовать развитый функционал фильтрации и поиска по атрибутам (например, по типу документа или дате). Кроме того, программное решение должно обеспечивать контроль прав доступа, гарантируя, что конфиденциальная информация будет доступна только ограниченному кругу лиц в соответствии с их должностными обязанностями.</w:t>
       </w:r>
     </w:p>
     <w:p>
@@ -1917,14 +2531,14 @@
           <w:lang w:eastAsia="ru-RU"/>
         </w:rPr>
       </w:pPr>
-      <w:bookmarkStart w:id="3" w:name="_Toc18790"/>
+      <w:bookmarkStart w:id="5" w:name="_Toc227933926"/>
       <w:r>
         <w:rPr>
           <w:lang w:eastAsia="ru-RU"/>
         </w:rPr>
         <w:t>Требования к функциям (задачам), выполняемым системой</w:t>
       </w:r>
-      <w:bookmarkEnd w:id="3"/>
+      <w:bookmarkEnd w:id="5"/>
     </w:p>
     <w:p>
       <w:pPr>
@@ -1963,16 +2577,7 @@
           <w:szCs w:val="28"/>
           <w:lang w:val="ru-RU"/>
         </w:rPr>
-        <w:t xml:space="preserve">х типов </w:t>
-      </w:r>
-      <w:r>
-        <w:rPr>
-          <w:rFonts w:eastAsia="sans-serif"/>
-          <w:sz w:val="28"/>
-          <w:szCs w:val="28"/>
-          <w:lang w:val="ru-RU"/>
-        </w:rPr>
-        <w:t>пользователей:</w:t>
+        <w:t>х типов пользователей:</w:t>
       </w:r>
     </w:p>
     <w:p>
@@ -2086,16 +2691,7 @@
           <w:lang w:val="ru-RU"/>
         </w:rPr>
         <w:lastRenderedPageBreak/>
-        <w:t>Контроль архива: полный доступ к просмотру, редактир</w:t>
-      </w:r>
-      <w:r>
-        <w:rPr>
-          <w:rFonts w:eastAsia="sans-serif"/>
-          <w:sz w:val="28"/>
-          <w:szCs w:val="28"/>
-          <w:lang w:val="ru-RU"/>
-        </w:rPr>
-        <w:t>ованию и удалению любых карточек документов в системе.</w:t>
+        <w:t>Контроль архива: полный доступ к просмотру, редактированию и удалению любых карточек документов в системе.</w:t>
       </w:r>
     </w:p>
     <w:p>
@@ -2185,16 +2781,7 @@
           <w:szCs w:val="28"/>
           <w:lang w:val="ru-RU"/>
         </w:rPr>
-        <w:t>Регистрация документов: создание карточек документов, загрузка вложений и установ</w:t>
-      </w:r>
-      <w:r>
-        <w:rPr>
-          <w:rFonts w:eastAsia="sans-serif"/>
-          <w:sz w:val="28"/>
-          <w:szCs w:val="28"/>
-          <w:lang w:val="ru-RU"/>
-        </w:rPr>
-        <w:t>ка сроков исполнения.</w:t>
+        <w:t>Регистрация документов: создание карточек документов, загрузка вложений и установка сроков исполнения.</w:t>
       </w:r>
     </w:p>
     <w:p>
@@ -2312,16 +2899,7 @@
           <w:szCs w:val="28"/>
           <w:lang w:val="ru-RU"/>
         </w:rPr>
-        <w:t>Работа с личными докумен</w:t>
-      </w:r>
-      <w:r>
-        <w:rPr>
-          <w:rFonts w:eastAsia="sans-serif"/>
-          <w:sz w:val="28"/>
-          <w:szCs w:val="28"/>
-          <w:lang w:val="ru-RU"/>
-        </w:rPr>
-        <w:t>тами: создание и редактирование только собственных черновиков и отч</w:t>
+        <w:t>Работа с личными документами: создание и редактирование только собственных черновиков и отч</w:t>
       </w:r>
       <w:r>
         <w:rPr>
@@ -2404,20 +2982,14 @@
           <w:lang w:eastAsia="ru-RU"/>
         </w:rPr>
       </w:pPr>
-      <w:bookmarkStart w:id="4" w:name="_Toc14308"/>
+      <w:bookmarkStart w:id="6" w:name="_Toc227933927"/>
       <w:r>
         <w:rPr>
           <w:lang w:eastAsia="ru-RU"/>
         </w:rPr>
-        <w:t>Требования к программному обеспече</w:t>
-      </w:r>
-      <w:r>
-        <w:rPr>
-          <w:lang w:eastAsia="ru-RU"/>
-        </w:rPr>
-        <w:t>нию ИС</w:t>
-      </w:r>
-      <w:bookmarkEnd w:id="4"/>
+        <w:t>Требования к программному обеспечению ИС</w:t>
+      </w:r>
+      <w:bookmarkEnd w:id="6"/>
     </w:p>
     <w:p>
       <w:pPr>
@@ -2533,16 +3105,7 @@
           <w:szCs w:val="28"/>
           <w:lang w:val="ru-RU"/>
         </w:rPr>
-        <w:t>Хран</w:t>
-      </w:r>
-      <w:r>
-        <w:rPr>
-          <w:rFonts w:eastAsia="sans-serif"/>
-          <w:sz w:val="28"/>
-          <w:szCs w:val="28"/>
-          <w:lang w:val="ru-RU"/>
-        </w:rPr>
-        <w:t xml:space="preserve">ение данных: реализация структуры хранения в формате </w:t>
+        <w:t xml:space="preserve">Хранение данных: реализация структуры хранения в формате </w:t>
       </w:r>
       <w:r>
         <w:rPr>
@@ -2722,16 +3285,7 @@
           <w:szCs w:val="28"/>
           <w:lang w:val="ru-RU"/>
         </w:rPr>
-        <w:t>Культура кодирования: программный код должен соответствовать ста</w:t>
-      </w:r>
-      <w:r>
-        <w:rPr>
-          <w:rFonts w:eastAsia="sans-serif"/>
-          <w:sz w:val="28"/>
-          <w:szCs w:val="28"/>
-          <w:lang w:val="ru-RU"/>
-        </w:rPr>
-        <w:t>ндартам кодирования, принятым в организации, и проходить процедуру инспектирования.</w:t>
+        <w:t>Культура кодирования: программный код должен соответствовать стандартам кодирования, принятым в организации, и проходить процедуру инспектирования.</w:t>
       </w:r>
     </w:p>
     <w:p>
@@ -2746,7 +3300,7 @@
           <w:lang w:eastAsia="ru-RU"/>
         </w:rPr>
       </w:pPr>
-      <w:bookmarkStart w:id="5" w:name="_Toc8794"/>
+      <w:bookmarkStart w:id="7" w:name="_Toc227933928"/>
       <w:r>
         <w:rPr>
           <w:lang w:eastAsia="ru-RU"/>
@@ -2754,7 +3308,7 @@
         <w:lastRenderedPageBreak/>
         <w:t>Требования к техническому обеспечению</w:t>
       </w:r>
-      <w:bookmarkEnd w:id="5"/>
+      <w:bookmarkEnd w:id="7"/>
       <w:r>
         <w:rPr>
           <w:lang w:eastAsia="ru-RU"/>
@@ -2846,11 +3400,11 @@
         <w:spacing w:before="0" w:after="0" w:line="360" w:lineRule="auto"/>
         <w:ind w:left="0" w:firstLine="0"/>
       </w:pPr>
-      <w:bookmarkStart w:id="6" w:name="_Toc3670"/>
+      <w:bookmarkStart w:id="8" w:name="_Toc227933929"/>
       <w:r>
         <w:t>Стадии и этапы разработки</w:t>
       </w:r>
-      <w:bookmarkEnd w:id="6"/>
+      <w:bookmarkEnd w:id="8"/>
     </w:p>
     <w:p>
       <w:pPr>
@@ -2876,7 +3430,7 @@
         </w:rPr>
         <w:t xml:space="preserve"> </w:t>
       </w:r>
-      <w:bookmarkStart w:id="7" w:name="_Toc8383"/>
+      <w:bookmarkStart w:id="9" w:name="_Toc227933930"/>
       <w:r>
         <w:rPr>
           <w:sz w:val="28"/>
@@ -2885,7 +3439,7 @@
         </w:rPr>
         <w:t>Стадии разработки</w:t>
       </w:r>
-      <w:bookmarkEnd w:id="7"/>
+      <w:bookmarkEnd w:id="9"/>
     </w:p>
     <w:p>
       <w:pPr>
@@ -2906,16 +3460,7 @@
           <w:szCs w:val="28"/>
           <w:lang w:val="ru-RU"/>
         </w:rPr>
-        <w:t xml:space="preserve">В соответствии с программой практик ПМ.02, на </w:t>
-      </w:r>
-      <w:r>
-        <w:rPr>
-          <w:rFonts w:eastAsia="sans-serif"/>
-          <w:sz w:val="28"/>
-          <w:szCs w:val="28"/>
-          <w:lang w:val="ru-RU"/>
-        </w:rPr>
-        <w:t>стадии рабочего проектирования должны быть выполнены следующие работы:</w:t>
+        <w:t>В соответствии с программой практик ПМ.02, на стадии рабочего проектирования должны быть выполнены следующие работы:</w:t>
       </w:r>
     </w:p>
     <w:p>
@@ -3016,16 +3561,7 @@
           <w:szCs w:val="28"/>
           <w:lang w:val="ru-RU"/>
         </w:rPr>
-        <w:t>Разработка модулей: Создание отдельных компонен</w:t>
-      </w:r>
-      <w:r>
-        <w:rPr>
-          <w:rFonts w:eastAsia="sans-serif"/>
-          <w:sz w:val="28"/>
-          <w:szCs w:val="28"/>
-          <w:lang w:val="ru-RU"/>
-        </w:rPr>
-        <w:t>тов системы и их последующая интеграция в программное обеспечение.</w:t>
+        <w:t>Разработка модулей: Создание отдельных компонентов системы и их последующая интеграция в программное обеспечение.</w:t>
       </w:r>
     </w:p>
     <w:p>
@@ -3075,16 +3611,7 @@
           <w:szCs w:val="28"/>
           <w:lang w:val="ru-RU"/>
         </w:rPr>
-        <w:t>Тестирование: Разработка тест-кейсов и проведение интеграционного тестировани</w:t>
-      </w:r>
-      <w:r>
-        <w:rPr>
-          <w:rFonts w:eastAsia="sans-serif"/>
-          <w:sz w:val="28"/>
-          <w:szCs w:val="28"/>
-          <w:lang w:val="ru-RU"/>
-        </w:rPr>
-        <w:t>я всех модулей СЭД.</w:t>
+        <w:t>Тестирование: Разработка тест-кейсов и проведение интеграционного тестирования всех модулей СЭД.</w:t>
       </w:r>
     </w:p>
     <w:p>
@@ -3134,7 +3661,7 @@
         </w:rPr>
         <w:t xml:space="preserve"> </w:t>
       </w:r>
-      <w:bookmarkStart w:id="8" w:name="_Toc7450"/>
+      <w:bookmarkStart w:id="10" w:name="_Toc227933931"/>
       <w:r>
         <w:rPr>
           <w:sz w:val="28"/>
@@ -3142,7 +3669,7 @@
         </w:rPr>
         <w:t>Этапы разработки</w:t>
       </w:r>
-      <w:bookmarkEnd w:id="8"/>
+      <w:bookmarkEnd w:id="10"/>
     </w:p>
     <w:p>
       <w:pPr>
@@ -3164,34 +3691,7 @@
           <w:szCs w:val="28"/>
           <w:lang w:eastAsia="ru-RU"/>
         </w:rPr>
-        <w:t>На стадии </w:t>
-      </w:r>
-      <w:r>
-        <w:rPr>
-          <w:rFonts w:eastAsia="Times New Roman" w:cs="Times New Roman"/>
-          <w:color w:val="0F1115"/>
-          <w:szCs w:val="28"/>
-          <w:lang w:eastAsia="ru-RU"/>
-        </w:rPr>
-        <w:t>разработки технического задания</w:t>
-      </w:r>
-      <w:r>
-        <w:rPr>
-          <w:rFonts w:eastAsia="Times New Roman" w:cs="Times New Roman"/>
-          <w:color w:val="0F1115"/>
-          <w:szCs w:val="28"/>
-          <w:lang w:eastAsia="ru-RU"/>
-        </w:rPr>
-        <w:t> должен быть выполнен этап разработки, согласования и утверждения настоящего техническ</w:t>
-      </w:r>
-      <w:r>
-        <w:rPr>
-          <w:rFonts w:eastAsia="Times New Roman" w:cs="Times New Roman"/>
-          <w:color w:val="0F1115"/>
-          <w:szCs w:val="28"/>
-          <w:lang w:eastAsia="ru-RU"/>
-        </w:rPr>
-        <w:t>ого задания.</w:t>
+        <w:t>На стадии разработки технического задания должен быть выполнен этап разработки, согласования и утверждения настоящего технического задания.</w:t>
       </w:r>
     </w:p>
     <w:p>
@@ -3214,25 +3714,7 @@
           <w:szCs w:val="28"/>
           <w:lang w:eastAsia="ru-RU"/>
         </w:rPr>
-        <w:t>На стадии </w:t>
-      </w:r>
-      <w:r>
-        <w:rPr>
-          <w:rFonts w:eastAsia="Times New Roman" w:cs="Times New Roman"/>
-          <w:color w:val="0F1115"/>
-          <w:szCs w:val="28"/>
-          <w:lang w:eastAsia="ru-RU"/>
-        </w:rPr>
-        <w:t>рабочего проектирования</w:t>
-      </w:r>
-      <w:r>
-        <w:rPr>
-          <w:rFonts w:eastAsia="Times New Roman" w:cs="Times New Roman"/>
-          <w:color w:val="0F1115"/>
-          <w:szCs w:val="28"/>
-          <w:lang w:eastAsia="ru-RU"/>
-        </w:rPr>
-        <w:t> должны быть выполнены перечисленные ниже этапы работ:</w:t>
+        <w:t>На стадии рабочего проектирования должны быть выполнены перечисленные ниже этапы работ:</w:t>
       </w:r>
     </w:p>
     <w:p>
@@ -3325,16 +3807,7 @@
           <w:szCs w:val="28"/>
           <w:lang w:val="ru-RU"/>
         </w:rPr>
-        <w:t xml:space="preserve">) для </w:t>
-      </w:r>
-      <w:r>
-        <w:rPr>
-          <w:rFonts w:eastAsia="sans-serif"/>
-          <w:sz w:val="28"/>
-          <w:szCs w:val="28"/>
-          <w:lang w:val="ru-RU"/>
-        </w:rPr>
-        <w:t>визуализации логики работы СЭД.</w:t>
+        <w:t>) для визуализации логики работы СЭД.</w:t>
       </w:r>
     </w:p>
     <w:p>
@@ -3402,16 +3875,7 @@
           <w:szCs w:val="28"/>
           <w:lang w:val="ru-RU"/>
         </w:rPr>
-        <w:t xml:space="preserve">Разработка модулей системы: создание независимых программных компонентов (модуль авторизации, </w:t>
-      </w:r>
-      <w:r>
-        <w:rPr>
-          <w:rFonts w:eastAsia="sans-serif"/>
-          <w:sz w:val="28"/>
-          <w:szCs w:val="28"/>
-          <w:lang w:val="ru-RU"/>
-        </w:rPr>
-        <w:t>модуль регистрации документов, модуль файлового хранилища).</w:t>
+        <w:t>Разработка модулей системы: создание независимых программных компонентов (модуль авторизации, модуль регистрации документов, модуль файлового хранилища).</w:t>
       </w:r>
     </w:p>
     <w:p>
@@ -3495,16 +3959,7 @@
           <w:szCs w:val="28"/>
           <w:lang w:val="ru-RU"/>
         </w:rPr>
-        <w:t xml:space="preserve">Отладка и инспекция кода: </w:t>
-      </w:r>
-      <w:r>
-        <w:rPr>
-          <w:rFonts w:eastAsia="sans-serif"/>
-          <w:sz w:val="28"/>
-          <w:szCs w:val="28"/>
-          <w:lang w:val="ru-RU"/>
-        </w:rPr>
-        <w:t>выполнение отладки с использованием специализированных средств и проверка кода на соответствие стандартам разработки.</w:t>
+        <w:t>Отладка и инспекция кода: выполнение отладки с использованием специализированных средств и проверка кода на соответствие стандартам разработки.</w:t>
       </w:r>
     </w:p>
     <w:p>
@@ -3529,16 +3984,7 @@
           <w:szCs w:val="28"/>
           <w:lang w:val="ru-RU"/>
         </w:rPr>
-        <w:t>Тестирование: реализация модульного и интеграционного тестирования, разработка тестовых сценариев для проверки функций поиска и разграниче</w:t>
-      </w:r>
-      <w:r>
-        <w:rPr>
-          <w:rFonts w:eastAsia="sans-serif"/>
-          <w:sz w:val="28"/>
-          <w:szCs w:val="28"/>
-          <w:lang w:val="ru-RU"/>
-        </w:rPr>
-        <w:t>ния доступа.</w:t>
+        <w:t>Тестирование: реализация модульного и интеграционного тестирования, разработка тестовых сценариев для проверки функций поиска и разграничения доступа.</w:t>
       </w:r>
     </w:p>
     <w:p>
@@ -3563,16 +4009,7 @@
           <w:szCs w:val="28"/>
           <w:lang w:val="ru-RU"/>
         </w:rPr>
-        <w:t>Документирование: подготовка полного пакета документации, включая Руководство оператора, Руководство системного программиста и Пояснительную записку</w:t>
-      </w:r>
-      <w:r>
-        <w:rPr>
-          <w:rFonts w:eastAsia="sans-serif"/>
-          <w:sz w:val="28"/>
-          <w:szCs w:val="28"/>
-          <w:lang w:val="ru-RU"/>
-        </w:rPr>
-        <w:t>.</w:t>
+        <w:t>Документирование: подготовка полного пакета документации, включая Руководство оператора, Руководство системного программиста и Пояснительную записку.</w:t>
       </w:r>
     </w:p>
     <w:p>
@@ -3599,7 +4036,7 @@
         </w:rPr>
         <w:t xml:space="preserve"> </w:t>
       </w:r>
-      <w:bookmarkStart w:id="9" w:name="_Toc10550"/>
+      <w:bookmarkStart w:id="11" w:name="_Toc227933932"/>
       <w:r>
         <w:rPr>
           <w:sz w:val="28"/>
@@ -3608,7 +4045,7 @@
         </w:rPr>
         <w:t>Стадии внедрения</w:t>
       </w:r>
-      <w:bookmarkEnd w:id="9"/>
+      <w:bookmarkEnd w:id="11"/>
     </w:p>
     <w:p>
       <w:pPr>
@@ -3635,25 +4072,7 @@
           <w:szCs w:val="28"/>
           <w:lang w:eastAsia="ru-RU"/>
         </w:rPr>
-        <w:t>Установка и настройка: разв</w:t>
-      </w:r>
-      <w:r>
-        <w:rPr>
-          <w:rFonts w:eastAsia="Times New Roman" w:cs="Times New Roman"/>
-          <w:color w:val="0F1115"/>
-          <w:szCs w:val="28"/>
-          <w:lang w:eastAsia="ru-RU"/>
-        </w:rPr>
-        <w:t>ё</w:t>
-      </w:r>
-      <w:r>
-        <w:rPr>
-          <w:rFonts w:eastAsia="Times New Roman" w:cs="Times New Roman"/>
-          <w:color w:val="0F1115"/>
-          <w:szCs w:val="28"/>
-          <w:lang w:eastAsia="ru-RU"/>
-        </w:rPr>
-        <w:t>ртывание системы на целевом сервере.</w:t>
+        <w:t>Установка и настройка: развёртывание системы на целевом сервере.</w:t>
       </w:r>
     </w:p>
     <w:p>
@@ -3681,16 +4100,7 @@
           <w:szCs w:val="28"/>
           <w:lang w:eastAsia="ru-RU"/>
         </w:rPr>
-        <w:t xml:space="preserve">Обучение: </w:t>
-      </w:r>
-      <w:r>
-        <w:rPr>
-          <w:rFonts w:eastAsia="Times New Roman" w:cs="Times New Roman"/>
-          <w:color w:val="0F1115"/>
-          <w:szCs w:val="28"/>
-          <w:lang w:eastAsia="ru-RU"/>
-        </w:rPr>
-        <w:t>проведение инструктажа с преподавателем (оператором).</w:t>
+        <w:t>Обучение: проведение инструктажа с преподавателем (оператором).</w:t>
       </w:r>
     </w:p>
     <w:p>
@@ -3740,70 +4150,7 @@
           <w:szCs w:val="28"/>
           <w:lang w:eastAsia="ru-RU"/>
         </w:rPr>
-        <w:t>При</w:t>
-      </w:r>
-      <w:r>
-        <w:rPr>
-          <w:rFonts w:eastAsia="Times New Roman" w:cs="Times New Roman"/>
-          <w:color w:val="0F1115"/>
-          <w:szCs w:val="28"/>
-          <w:lang w:eastAsia="ru-RU"/>
-        </w:rPr>
-        <w:t>ё</w:t>
-      </w:r>
-      <w:r>
-        <w:rPr>
-          <w:rFonts w:eastAsia="Times New Roman" w:cs="Times New Roman"/>
-          <w:color w:val="0F1115"/>
-          <w:szCs w:val="28"/>
-          <w:lang w:eastAsia="ru-RU"/>
-        </w:rPr>
-        <w:t xml:space="preserve">мо-сдаточные испытания: проверка системы на соответствие требованиям ТЗ. Испытания проводятся согласно </w:t>
-      </w:r>
-      <w:r>
-        <w:rPr>
-          <w:rFonts w:eastAsia="Times New Roman" w:cs="Times New Roman"/>
-          <w:color w:val="0F1115"/>
-          <w:szCs w:val="28"/>
-          <w:lang w:eastAsia="ru-RU"/>
-        </w:rPr>
-        <w:t>плану, утвержд</w:t>
-      </w:r>
-      <w:r>
-        <w:rPr>
-          <w:rFonts w:eastAsia="Times New Roman" w:cs="Times New Roman"/>
-          <w:color w:val="0F1115"/>
-          <w:szCs w:val="28"/>
-          <w:lang w:eastAsia="ru-RU"/>
-        </w:rPr>
-        <w:t>ё</w:t>
-      </w:r>
-      <w:r>
-        <w:rPr>
-          <w:rFonts w:eastAsia="Times New Roman" w:cs="Times New Roman"/>
-          <w:color w:val="0F1115"/>
-          <w:szCs w:val="28"/>
-          <w:lang w:eastAsia="ru-RU"/>
-        </w:rPr>
-        <w:t>нному руководителем разработки. По результатам успешных испытаний подписывается акт при</w:t>
-      </w:r>
-      <w:r>
-        <w:rPr>
-          <w:rFonts w:eastAsia="Times New Roman" w:cs="Times New Roman"/>
-          <w:color w:val="0F1115"/>
-          <w:szCs w:val="28"/>
-          <w:lang w:eastAsia="ru-RU"/>
-        </w:rPr>
-        <w:t>ё</w:t>
-      </w:r>
-      <w:r>
-        <w:rPr>
-          <w:rFonts w:eastAsia="Times New Roman" w:cs="Times New Roman"/>
-          <w:color w:val="0F1115"/>
-          <w:szCs w:val="28"/>
-          <w:lang w:eastAsia="ru-RU"/>
-        </w:rPr>
-        <w:t>мки-сдачи программы.</w:t>
+        <w:t>Приёмо-сдаточные испытания: проверка системы на соответствие требованиям ТЗ. Испытания проводятся согласно плану, утверждённому руководителем разработки. По результатам успешных испытаний подписывается акт приёмки-сдачи программы.</w:t>
       </w:r>
     </w:p>
     <w:p>
@@ -3953,18 +4300,18 @@
             </wp:anchor>
           </w:drawing>
         </mc:Choice>
-        <mc:Fallback xmlns:wpsCustomData="http://www.wps.cn/officeDocument/2013/wpsCustomData">
+        <mc:Fallback>
           <w:pict>
-            <v:shape id="_x0000_s1026" o:spid="_x0000_s1026" o:spt="202" type="#_x0000_t202" style="position:absolute;left:0pt;margin-top:0pt;height:144pt;width:144pt;mso-position-horizontal:center;mso-position-horizontal-relative:margin;mso-wrap-style:none;z-index:251659264;mso-width-relative:page;mso-height-relative:page;" filled="f" stroked="f" coordsize="21600,21600" o:gfxdata="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">
-              <v:fill on="f" focussize="0,0"/>
-              <v:stroke on="f" weight="0.5pt"/>
-              <v:imagedata o:title=""/>
-              <o:lock v:ext="edit" aspectratio="f"/>
-              <v:textbox inset="0mm,0mm,0mm,0mm" style="mso-fit-shape-to-text:t;">
+            <v:shapetype w14:anchorId="03D95B32" id="_x0000_t202" coordsize="21600,21600" o:spt="202" path="m,l,21600r21600,l21600,xe">
+              <v:stroke joinstyle="miter"/>
+              <v:path gradientshapeok="t" o:connecttype="rect"/>
+            </v:shapetype>
+            <v:shape id="Текстовое поле 8" o:spid="_x0000_s1026" type="#_x0000_t202" style="position:absolute;margin-left:0;margin-top:0;width:2in;height:2in;z-index:251659264;visibility:visible;mso-wrap-style:none;mso-wrap-distance-left:9pt;mso-wrap-distance-top:0;mso-wrap-distance-right:9pt;mso-wrap-distance-bottom:0;mso-position-horizontal:center;mso-position-horizontal-relative:margin;mso-position-vertical:absolute;mso-position-vertical-relative:text;v-text-anchor:top" o:gfxdata="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" filled="f" stroked="f" strokeweight=".5pt">
+              <v:textbox style="mso-fit-shape-to-text:t" inset="0,0,0,0">
                 <w:txbxContent>
                   <w:p>
                     <w:pPr>
-                      <w:pStyle w:val="9"/>
+                      <w:pStyle w:val="a7"/>
                     </w:pPr>
                     <w:r>
                       <w:fldChar w:fldCharType="begin"/>
@@ -3984,6 +4331,7 @@
                   </w:p>
                 </w:txbxContent>
               </v:textbox>
+              <w10:wrap anchorx="margin"/>
             </v:shape>
           </w:pict>
         </mc:Fallback>
@@ -4834,7 +5182,6 @@
     <w:basedOn w:val="a"/>
     <w:next w:val="a"/>
     <w:uiPriority w:val="39"/>
-    <w:semiHidden/>
     <w:unhideWhenUsed/>
     <w:qFormat/>
   </w:style>
@@ -4938,6 +5285,72 @@
     <w:pPr>
       <w:ind w:leftChars="400" w:left="400"/>
     </w:pPr>
+  </w:style>
+  <w:style w:type="character" w:customStyle="1" w:styleId="11">
+    <w:name w:val="Заг1 Знак"/>
+    <w:basedOn w:val="a0"/>
+    <w:link w:val="12"/>
+    <w:locked/>
+    <w:rsid w:val="0016387C"/>
+    <w:rPr>
+      <w:rFonts w:eastAsiaTheme="majorEastAsia" w:cstheme="majorBidi"/>
+      <w:b/>
+      <w:bCs/>
+      <w:sz w:val="32"/>
+      <w:szCs w:val="26"/>
+    </w:rPr>
+  </w:style>
+  <w:style w:type="paragraph" w:customStyle="1" w:styleId="12">
+    <w:name w:val="Заг1"/>
+    <w:basedOn w:val="1"/>
+    <w:next w:val="a"/>
+    <w:link w:val="11"/>
+    <w:qFormat/>
+    <w:rsid w:val="0016387C"/>
+    <w:pPr>
+      <w:keepLines/>
+      <w:widowControl w:val="0"/>
+      <w:spacing w:before="0" w:after="0" w:line="360" w:lineRule="auto"/>
+      <w:ind w:firstLine="709"/>
+    </w:pPr>
+    <w:rPr>
+      <w:rFonts w:eastAsiaTheme="majorEastAsia" w:cstheme="majorBidi"/>
+      <w:kern w:val="0"/>
+      <w:szCs w:val="26"/>
+      <w:lang w:eastAsia="ru-RU"/>
+    </w:rPr>
+  </w:style>
+  <w:style w:type="table" w:customStyle="1" w:styleId="TableNormal">
+    <w:name w:val="Table Normal"/>
+    <w:rsid w:val="0016387C"/>
+    <w:pPr>
+      <w:widowControl w:val="0"/>
+    </w:pPr>
+    <w:rPr>
+      <w:rFonts w:asciiTheme="minorHAnsi" w:eastAsia="Times New Roman" w:hAnsiTheme="minorHAnsi"/>
+      <w:color w:val="000000"/>
+      <w:sz w:val="22"/>
+      <w:lang w:eastAsia="en-US"/>
+    </w:rPr>
+    <w:tblPr>
+      <w:tblCellMar>
+        <w:top w:w="0" w:type="dxa"/>
+        <w:left w:w="0" w:type="dxa"/>
+        <w:bottom w:w="0" w:type="dxa"/>
+        <w:right w:w="0" w:type="dxa"/>
+      </w:tblCellMar>
+    </w:tblPr>
+  </w:style>
+  <w:style w:type="character" w:styleId="ac">
+    <w:name w:val="Hyperlink"/>
+    <w:basedOn w:val="a0"/>
+    <w:uiPriority w:val="99"/>
+    <w:unhideWhenUsed/>
+    <w:rsid w:val="0016387C"/>
+    <w:rPr>
+      <w:color w:val="0563C1" w:themeColor="hyperlink"/>
+      <w:u w:val="single"/>
+    </w:rPr>
   </w:style>
 </w:styles>
 </file>
@@ -5199,6 +5612,10 @@
 </file>
 
 <file path=customXml/item1.xml><?xml version="1.0" encoding="utf-8"?>
+<b:Sources xmlns:b="http://schemas.openxmlformats.org/officeDocument/2006/bibliography" xmlns="http://schemas.openxmlformats.org/officeDocument/2006/bibliography" SelectedStyle="\APASixthEditionOfficeOnline.xsl" StyleName="APA" Version="6"/>
+</file>
+
+<file path=customXml/item2.xml><?xml version="1.0" encoding="utf-8"?>
 <s:customData xmlns="http://www.wps.cn/officeDocument/2013/wpsCustomData" xmlns:s="http://www.wps.cn/officeDocument/2013/wpsCustomData">
   <customSectProps>
     <customSectPr/>
@@ -5210,22 +5627,18 @@
 </s:customData>
 </file>
 
-<file path=customXml/item2.xml><?xml version="1.0" encoding="utf-8"?>
-<b:Sources xmlns:b="http://schemas.openxmlformats.org/officeDocument/2006/bibliography" xmlns="http://schemas.openxmlformats.org/officeDocument/2006/bibliography" SelectedStyle="\APASixthEditionOfficeOnline.xsl" StyleName="APA" Version="6"/>
+<file path=customXml/itemProps1.xml><?xml version="1.0" encoding="utf-8"?>
+<ds:datastoreItem xmlns:ds="http://schemas.openxmlformats.org/officeDocument/2006/customXml" ds:itemID="{5D47BB86-5433-4D9E-B5A6-27AA9D673A87}">
+  <ds:schemaRefs>
+    <ds:schemaRef ds:uri="http://schemas.openxmlformats.org/officeDocument/2006/bibliography"/>
+  </ds:schemaRefs>
+</ds:datastoreItem>
 </file>
 
-<file path=customXml/itemProps1.xml><?xml version="1.0" encoding="utf-8"?>
+<file path=customXml/itemProps2.xml><?xml version="1.0" encoding="utf-8"?>
 <ds:datastoreItem xmlns:ds="http://schemas.openxmlformats.org/officeDocument/2006/customXml" ds:itemID="{B1977F7D-205B-4081-913C-38D41E755F92}">
   <ds:schemaRefs>
     <ds:schemaRef ds:uri="http://www.wps.cn/officeDocument/2013/wpsCustomData"/>
   </ds:schemaRefs>
 </ds:datastoreItem>
-</file>
-
-<file path=customXml/itemProps2.xml><?xml version="1.0" encoding="utf-8"?>
-<ds:datastoreItem xmlns:ds="http://schemas.openxmlformats.org/officeDocument/2006/customXml" ds:itemID="{5D47BB86-5433-4D9E-B5A6-27AA9D673A87}">
-  <ds:schemaRefs>
-    <ds:schemaRef ds:uri="http://schemas.openxmlformats.org/officeDocument/2006/bibliography"/>
-  </ds:schemaRefs>
-</ds:datastoreItem>
 </file>